--- a/optimozacia/Практики/1.docx
+++ b/optimozacia/Практики/1.docx
@@ -4531,6 +4531,29 @@
     </w:p>
     <w:p>
       <w:pPr>
+        <w:rPr>
+          <w:rFonts w:ascii="Times New Roman" w:hAnsi="Times New Roman" w:cs="Times New Roman"/>
+          <w:b/>
+          <w:bCs/>
+          <w:iCs/>
+          <w:sz w:val="28"/>
+          <w:szCs w:val="32"/>
+        </w:rPr>
+      </w:pPr>
+      <w:r>
+        <w:rPr>
+          <w:rFonts w:ascii="Times New Roman" w:hAnsi="Times New Roman" w:cs="Times New Roman"/>
+          <w:b/>
+          <w:bCs/>
+          <w:iCs/>
+          <w:sz w:val="28"/>
+          <w:szCs w:val="32"/>
+        </w:rPr>
+        <w:br w:type="page"/>
+      </w:r>
+    </w:p>
+    <w:p>
+      <w:pPr>
         <w:pStyle w:val="a3"/>
         <w:numPr>
           <w:ilvl w:val="0"/>
@@ -4555,6 +4578,7 @@
           <w:sz w:val="28"/>
           <w:szCs w:val="32"/>
         </w:rPr>
+        <w:lastRenderedPageBreak/>
         <w:t>Запись исходных данных в векторной форме.</w:t>
       </w:r>
     </w:p>
@@ -4604,7 +4628,6 @@
               <w:sz w:val="28"/>
               <w:szCs w:val="32"/>
             </w:rPr>
-            <w:lastRenderedPageBreak/>
             <m:t>max</m:t>
           </m:r>
           <m:d>
@@ -9186,7 +9209,6 @@
     </w:p>
     <w:p>
       <w:pPr>
-        <w:pStyle w:val="a3"/>
         <w:rPr>
           <w:rFonts w:ascii="Times New Roman" w:hAnsi="Times New Roman" w:cs="Times New Roman"/>
           <w:b/>
@@ -9205,6 +9227,31 @@
           <w:sz w:val="28"/>
           <w:szCs w:val="32"/>
         </w:rPr>
+        <w:br w:type="page"/>
+      </w:r>
+    </w:p>
+    <w:p>
+      <w:pPr>
+        <w:pStyle w:val="a3"/>
+        <w:rPr>
+          <w:rFonts w:ascii="Times New Roman" w:hAnsi="Times New Roman" w:cs="Times New Roman"/>
+          <w:b/>
+          <w:bCs/>
+          <w:iCs/>
+          <w:sz w:val="28"/>
+          <w:szCs w:val="32"/>
+        </w:rPr>
+      </w:pPr>
+      <w:r>
+        <w:rPr>
+          <w:rFonts w:ascii="Times New Roman" w:hAnsi="Times New Roman" w:cs="Times New Roman"/>
+          <w:b/>
+          <w:bCs/>
+          <w:iCs/>
+          <w:sz w:val="28"/>
+          <w:szCs w:val="32"/>
+        </w:rPr>
+        <w:lastRenderedPageBreak/>
         <w:t>Ограничения:</w:t>
       </w:r>
     </w:p>
@@ -12855,6 +12902,7 @@
           <w:sz w:val="28"/>
           <w:szCs w:val="32"/>
         </w:rPr>
+        <w:lastRenderedPageBreak/>
         <w:t>Трансформация неравенств и преобразование задачи в различные формы</w:t>
       </w:r>
       <w:r>
@@ -12863,7 +12911,23 @@
           <w:sz w:val="28"/>
           <w:szCs w:val="32"/>
         </w:rPr>
-        <w:t xml:space="preserve"> производится для того, чтобы по-разному взглянуть на задачу и (или) найти решение для её.</w:t>
+        <w:t xml:space="preserve"> производится для того, чтобы по-разному взглянуть на задачу и (или) найти решение для </w:t>
+      </w:r>
+      <w:r>
+        <w:rPr>
+          <w:rFonts w:ascii="Times New Roman" w:hAnsi="Times New Roman" w:cs="Times New Roman"/>
+          <w:sz w:val="28"/>
+          <w:szCs w:val="32"/>
+        </w:rPr>
+        <w:t>н</w:t>
+      </w:r>
+      <w:r>
+        <w:rPr>
+          <w:rFonts w:ascii="Times New Roman" w:hAnsi="Times New Roman" w:cs="Times New Roman"/>
+          <w:sz w:val="28"/>
+          <w:szCs w:val="32"/>
+        </w:rPr>
+        <w:t>её.</w:t>
       </w:r>
     </w:p>
     <w:sectPr>
